--- a/docs/paper/response_letter.docx
+++ b/docs/paper/response_letter.docx
@@ -5341,37 +5341,55 @@
         <w:t xml:space="preserve"> </w:t>
       </w:r>
       <w:r>
-        <w:t xml:space="preserve">Accepted with one author action. The repository will be publicly available at</w:t>
-      </w:r>
-      <w:r>
-        <w:t xml:space="preserve"> </w:t>
-      </w:r>
-      <w:r>
-        <w:t xml:space="preserve">https://github.com/sepnlab/NutriAgent; the sanitized release is prepared locally and will</w:t>
-      </w:r>
-      <w:r>
-        <w:t xml:space="preserve"> </w:t>
-      </w:r>
-      <w:r>
-        <w:t xml:space="preserve">be pushed before resubmission. It will contain the code, configuration, prompts, 54/195</w:t>
-      </w:r>
-      <w:r>
-        <w:t xml:space="preserve"> </w:t>
-      </w:r>
-      <w:r>
-        <w:t xml:space="preserve">query sets, de-identified expert scores, audit files, and reproduction commands. API keys,</w:t>
-      </w:r>
-      <w:r>
-        <w:t xml:space="preserve"> </w:t>
-      </w:r>
-      <w:r>
-        <w:t xml:space="preserve">raw expert workbooks, and name/label maps are excluded. A Zenodo DOI is optional and will</w:t>
-      </w:r>
-      <w:r>
-        <w:t xml:space="preserve"> </w:t>
-      </w:r>
-      <w:r>
-        <w:t xml:space="preserve">be added only if an archive is created.</w:t>
+        <w:t xml:space="preserve">Completed. The public release is available at https://github.com/sepnlab/NutriAgent</w:t>
+      </w:r>
+      <w:r>
+        <w:t xml:space="preserve"> </w:t>
+      </w:r>
+      <w:r>
+        <w:t xml:space="preserve">(commit</w:t>
+      </w:r>
+      <w:r>
+        <w:t xml:space="preserve"> </w:t>
+      </w:r>
+      <w:r>
+        <w:rPr>
+          <w:rStyle w:val="VerbatimChar"/>
+        </w:rPr>
+        <w:t xml:space="preserve">1d5795dc</w:t>
+      </w:r>
+      <w:r>
+        <w:t xml:space="preserve">). It contains the code, configuration, prompts, 54/195 query sets,</w:t>
+      </w:r>
+      <w:r>
+        <w:t xml:space="preserve"> </w:t>
+      </w:r>
+      <w:r>
+        <w:t xml:space="preserve">de-identified expert scores, audit files, and reproduction commands. API keys, raw expert</w:t>
+      </w:r>
+      <w:r>
+        <w:t xml:space="preserve"> </w:t>
+      </w:r>
+      <w:r>
+        <w:t xml:space="preserve">workbooks, and name/label maps are excluded. The layer-hen corpus is not redistributed</w:t>
+      </w:r>
+      <w:r>
+        <w:t xml:space="preserve"> </w:t>
+      </w:r>
+      <w:r>
+        <w:t xml:space="preserve">because some source terms (notably Chinese domestic-breed data compiled through jbzyw.com)</w:t>
+      </w:r>
+      <w:r>
+        <w:t xml:space="preserve"> </w:t>
+      </w:r>
+      <w:r>
+        <w:t xml:space="preserve">do not clearly permit redistribution; provenance and extraction are documented in Table S3.</w:t>
+      </w:r>
+      <w:r>
+        <w:t xml:space="preserve"> </w:t>
+      </w:r>
+      <w:r>
+        <w:t xml:space="preserve">A Zenodo DOI is optional and will be added only if an archive is created.</w:t>
       </w:r>
     </w:p>
     <w:bookmarkEnd w:id="17"/>
@@ -5456,13 +5474,25 @@
         <w:t xml:space="preserve"> </w:t>
       </w:r>
       <w:r>
-        <w:t xml:space="preserve">and per-query scores will be available in the repository before resubmission; the archive</w:t>
-      </w:r>
-      <w:r>
-        <w:t xml:space="preserve"> </w:t>
-      </w:r>
-      <w:r>
-        <w:t xml:space="preserve">DOI will be added at acceptance.</w:t>
+        <w:t xml:space="preserve">and per-query scores are available in the repository (https://github.com/sepnlab/NutriAgent,</w:t>
+      </w:r>
+      <w:r>
+        <w:t xml:space="preserve"> </w:t>
+      </w:r>
+      <w:r>
+        <w:t xml:space="preserve">commit</w:t>
+      </w:r>
+      <w:r>
+        <w:t xml:space="preserve"> </w:t>
+      </w:r>
+      <w:r>
+        <w:rPr>
+          <w:rStyle w:val="VerbatimChar"/>
+        </w:rPr>
+        <w:t xml:space="preserve">1d5795dc</w:t>
+      </w:r>
+      <w:r>
+        <w:t xml:space="preserve">); the archive DOI will be added at acceptance.</w:t>
       </w:r>
     </w:p>
     <w:bookmarkEnd w:id="19"/>

--- a/docs/paper/response_letter.docx
+++ b/docs/paper/response_letter.docx
@@ -5347,16 +5347,13 @@
         <w:t xml:space="preserve"> </w:t>
       </w:r>
       <w:r>
-        <w:t xml:space="preserve">(commit</w:t>
-      </w:r>
-      <w:r>
-        <w:t xml:space="preserve"> </w:t>
+        <w:t xml:space="preserve">(</w:t>
       </w:r>
       <w:r>
         <w:rPr>
           <w:rStyle w:val="VerbatimChar"/>
         </w:rPr>
-        <w:t xml:space="preserve">1d5795dc</w:t>
+        <w:t xml:space="preserve">main</w:t>
       </w:r>
       <w:r>
         <w:t xml:space="preserve">). It contains the code, configuration, prompts, 54/195 query sets,</w:t>
@@ -5480,16 +5477,10 @@
         <w:t xml:space="preserve"> </w:t>
       </w:r>
       <w:r>
-        <w:t xml:space="preserve">commit</w:t>
-      </w:r>
-      <w:r>
-        <w:t xml:space="preserve"> </w:t>
-      </w:r>
-      <w:r>
         <w:rPr>
           <w:rStyle w:val="VerbatimChar"/>
         </w:rPr>
-        <w:t xml:space="preserve">1d5795dc</w:t>
+        <w:t xml:space="preserve">main</w:t>
       </w:r>
       <w:r>
         <w:t xml:space="preserve">); the archive DOI will be added at acceptance.</w:t>
